--- a/docs/EcocarbonX_Synopsis.docx
+++ b/docs/EcocarbonX_Synopsis.docx
@@ -509,14 +509,12 @@
                 <w:sz w:val="24"/>
               </w:rPr>
             </w:pPr>
-            <w:proofErr w:type="spellStart"/>
             <w:r>
               <w:rPr>
                 <w:sz w:val="24"/>
               </w:rPr>
               <w:t>EcoCarbonX</w:t>
             </w:r>
-            <w:proofErr w:type="spellEnd"/>
           </w:p>
         </w:tc>
       </w:tr>
@@ -584,23 +582,8 @@
               <w:rPr>
                 <w:sz w:val="24"/>
               </w:rPr>
-              <w:t>.</w:t>
+              <w:t xml:space="preserve">.Satyajeet.D.More </w:t>
             </w:r>
-            <w:proofErr w:type="gramStart"/>
-            <w:r>
-              <w:rPr>
-                <w:sz w:val="24"/>
-              </w:rPr>
-              <w:t>Satyajeet.D.More</w:t>
-            </w:r>
-            <w:proofErr w:type="gramEnd"/>
-            <w:r>
-              <w:rPr>
-                <w:sz w:val="24"/>
-              </w:rPr>
-              <w:t xml:space="preserve"> </w:t>
-            </w:r>
-            <w:proofErr w:type="gramStart"/>
             <w:r>
               <w:rPr>
                 <w:sz w:val="24"/>
@@ -611,16 +594,8 @@
               <w:rPr>
                 <w:sz w:val="24"/>
               </w:rPr>
-              <w:t>.Onkar.K</w:t>
+              <w:t xml:space="preserve">.Onkar.K.Patil </w:t>
             </w:r>
-            <w:proofErr w:type="gramEnd"/>
-            <w:r>
-              <w:rPr>
-                <w:sz w:val="24"/>
-              </w:rPr>
-              <w:t xml:space="preserve">.Patil </w:t>
-            </w:r>
-            <w:proofErr w:type="gramStart"/>
             <w:r>
               <w:rPr>
                 <w:sz w:val="24"/>
@@ -631,14 +606,7 @@
               <w:rPr>
                 <w:sz w:val="24"/>
               </w:rPr>
-              <w:t>.Prachi.I</w:t>
-            </w:r>
-            <w:proofErr w:type="gramEnd"/>
-            <w:r>
-              <w:rPr>
-                <w:sz w:val="24"/>
-              </w:rPr>
-              <w:t xml:space="preserve">.Sakate </w:t>
+              <w:t xml:space="preserve">.Prachi.I.Sakate </w:t>
             </w:r>
             <w:r>
               <w:rPr>
@@ -650,37 +618,7 @@
               <w:rPr>
                 <w:sz w:val="24"/>
               </w:rPr>
-              <w:t xml:space="preserve">. </w:t>
-            </w:r>
-            <w:proofErr w:type="spellStart"/>
-            <w:proofErr w:type="gramStart"/>
-            <w:r>
-              <w:rPr>
-                <w:sz w:val="24"/>
-              </w:rPr>
-              <w:t>Prashant.K.Sawant</w:t>
-            </w:r>
-            <w:proofErr w:type="spellEnd"/>
-            <w:proofErr w:type="gramEnd"/>
-            <w:r>
-              <w:rPr>
-                <w:sz w:val="24"/>
-              </w:rPr>
-              <w:t xml:space="preserve"> </w:t>
-            </w:r>
-            <w:proofErr w:type="gramStart"/>
-            <w:r>
-              <w:rPr>
-                <w:sz w:val="24"/>
-              </w:rPr>
-              <w:t>5.Sadabashya.A</w:t>
-            </w:r>
-            <w:proofErr w:type="gramEnd"/>
-            <w:r>
-              <w:rPr>
-                <w:sz w:val="24"/>
-              </w:rPr>
-              <w:t>.Mujawar</w:t>
+              <w:t>. Prashant.K.Sawant 5.Sadabashya.A.Mujawar</w:t>
             </w:r>
             <w:r>
               <w:rPr>
@@ -740,7 +678,6 @@
           <w:p>
             <w:pPr>
               <w:pStyle w:val="TableParagraph"/>
-              <w:ind w:left="167"/>
               <w:jc w:val="left"/>
               <w:rPr>
                 <w:sz w:val="24"/>
@@ -750,7 +687,7 @@
               <w:rPr>
                 <w:sz w:val="24"/>
               </w:rPr>
-              <w:t xml:space="preserve"> </w:t>
+              <w:t>Mrs.A.A.Mahind</w:t>
             </w:r>
           </w:p>
         </w:tc>
@@ -831,7 +768,15 @@
         <w:rPr>
           <w:lang w:val="en-IN"/>
         </w:rPr>
-        <w:t xml:space="preserve"> has been introduced, where one carbon credit represents the reduction of one ton of CO₂.</w:t>
+        <w:t xml:space="preserve"> has been introduced, where </w:t>
+      </w:r>
+      <w:r>
+        <w:rPr>
+          <w:b/>
+          <w:bCs/>
+          <w:lang w:val="en-IN"/>
+        </w:rPr>
+        <w:t>one carbon credit represents the reduction of one ton of CO₂.</w:t>
       </w:r>
     </w:p>
     <w:p>
@@ -865,7 +810,6 @@
         </w:rPr>
         <w:t xml:space="preserve">The proposed system, </w:t>
       </w:r>
-      <w:proofErr w:type="spellStart"/>
       <w:r>
         <w:rPr>
           <w:b/>
@@ -874,7 +818,6 @@
         </w:rPr>
         <w:t>EcoCarbonX</w:t>
       </w:r>
-      <w:proofErr w:type="spellEnd"/>
       <w:r>
         <w:rPr>
           <w:lang w:val="en-IN"/>
@@ -911,17 +854,8 @@
           <w:color w:val="17365D"/>
           <w:u w:val="thick" w:color="17365D"/>
         </w:rPr>
-        <w:t xml:space="preserve">Literature </w:t>
-      </w:r>
-      <w:proofErr w:type="gramStart"/>
-      <w:r>
-        <w:rPr>
-          <w:color w:val="17365D"/>
-          <w:u w:val="thick" w:color="17365D"/>
-        </w:rPr>
-        <w:t>Review :</w:t>
-      </w:r>
-      <w:proofErr w:type="gramEnd"/>
+        <w:t>Literature Review :</w:t>
+      </w:r>
     </w:p>
     <w:p>
       <w:pPr>
@@ -980,54 +914,50 @@
       </w:r>
       <w:r>
         <w:rPr>
+          <w:lang w:val="en-IN"/>
+        </w:rPr>
+        <w:t>market-based mechanisms</w:t>
+      </w:r>
+      <w:r>
+        <w:rPr>
+          <w:lang w:val="en-IN"/>
+        </w:rPr>
+        <w:t xml:space="preserve"> such as the Perform, Achieve, and Trade (PAT) scheme, which focus on improving energy efficiency and promoting renewable energy adoption.</w:t>
+      </w:r>
+    </w:p>
+    <w:p>
+      <w:pPr>
+        <w:pStyle w:val="BodyText"/>
+        <w:spacing w:before="2" w:line="276" w:lineRule="auto"/>
+        <w:jc w:val="both"/>
+        <w:rPr>
+          <w:lang w:val="en-IN"/>
+        </w:rPr>
+      </w:pPr>
+      <w:r>
+        <w:rPr>
+          <w:lang w:val="en-IN"/>
+        </w:rPr>
+        <w:t xml:space="preserve">Recent studies emphasize the introduction of the </w:t>
+      </w:r>
+      <w:r>
+        <w:rPr>
+          <w:lang w:val="en-IN"/>
+        </w:rPr>
+        <w:t>Carbon Credit Trading Scheme (CCTS), 2022</w:t>
+      </w:r>
+      <w:r>
+        <w:rPr>
+          <w:lang w:val="en-IN"/>
+        </w:rPr>
+        <w:t xml:space="preserve">, which provides a legal framework for establishing the </w:t>
+      </w:r>
+      <w:r>
+        <w:rPr>
           <w:b/>
           <w:bCs/>
           <w:lang w:val="en-IN"/>
         </w:rPr>
-        <w:t>market-based mechanisms</w:t>
-      </w:r>
-      <w:r>
-        <w:rPr>
-          <w:lang w:val="en-IN"/>
-        </w:rPr>
-        <w:t xml:space="preserve"> such as the Perform, Achieve, and Trade (PAT) scheme and Renewable Energy Certificates (REC), which focus on improving energy efficiency and promoting renewable energy adoption.</w:t>
-      </w:r>
-    </w:p>
-    <w:p>
-      <w:pPr>
-        <w:pStyle w:val="BodyText"/>
-        <w:spacing w:before="2" w:line="276" w:lineRule="auto"/>
-        <w:jc w:val="both"/>
-        <w:rPr>
-          <w:lang w:val="en-IN"/>
-        </w:rPr>
-      </w:pPr>
-      <w:r>
-        <w:rPr>
-          <w:lang w:val="en-IN"/>
-        </w:rPr>
-        <w:t xml:space="preserve">Recent studies emphasize the introduction of the </w:t>
-      </w:r>
-      <w:r>
-        <w:rPr>
-          <w:b/>
-          <w:bCs/>
-          <w:lang w:val="en-IN"/>
-        </w:rPr>
-        <w:t>Carbon Credit Trading Scheme (CCTS), 2022</w:t>
-      </w:r>
-      <w:r>
-        <w:rPr>
-          <w:lang w:val="en-IN"/>
-        </w:rPr>
-        <w:t xml:space="preserve">, which provides a legal framework for establishing the </w:t>
-      </w:r>
-      <w:r>
-        <w:rPr>
-          <w:b/>
-          <w:bCs/>
-          <w:lang w:val="en-IN"/>
-        </w:rPr>
         <w:t>Indian Carbon Market (ICM)</w:t>
       </w:r>
       <w:r>
@@ -1041,7 +971,7 @@
           <w:lang w:val="en-IN"/>
         </w:rPr>
         <w:lastRenderedPageBreak/>
-        <w:t>performance. However, literature suggests that the Indian carbon market is still in its early developmental stage and requires further refinement to align with global standards ().</w:t>
+        <w:t>performance. However, literature suggests that the Indian carbon market is still in its early developmental stage and requires further refinement to align with global standards.</w:t>
       </w:r>
     </w:p>
     <w:p>
@@ -1456,8 +1386,6 @@
       <w:r>
         <w:rPr>
           <w:rFonts w:ascii="Times New Roman" w:hAnsi="Times New Roman" w:cs="Times New Roman"/>
-          <w:b/>
-          <w:bCs/>
           <w:sz w:val="24"/>
           <w:szCs w:val="24"/>
           <w:lang w:val="en-IN"/>
@@ -1492,8 +1420,6 @@
       <w:r>
         <w:rPr>
           <w:rFonts w:ascii="Times New Roman" w:hAnsi="Times New Roman" w:cs="Times New Roman"/>
-          <w:b/>
-          <w:bCs/>
           <w:sz w:val="24"/>
           <w:szCs w:val="24"/>
           <w:lang w:val="en-IN"/>
@@ -1528,8 +1454,6 @@
       <w:r>
         <w:rPr>
           <w:rFonts w:ascii="Times New Roman" w:hAnsi="Times New Roman" w:cs="Times New Roman"/>
-          <w:b/>
-          <w:bCs/>
           <w:sz w:val="24"/>
           <w:szCs w:val="24"/>
           <w:lang w:val="en-IN"/>
@@ -2778,27 +2702,7 @@
           <w:szCs w:val="24"/>
           <w:lang w:val="en-IN"/>
         </w:rPr>
-        <w:t xml:space="preserve">Status is updated </w:t>
-      </w:r>
-      <w:proofErr w:type="gramStart"/>
-      <w:r>
-        <w:rPr>
-          <w:rFonts w:ascii="Times New Roman" w:hAnsi="Times New Roman" w:cs="Times New Roman"/>
-          <w:sz w:val="24"/>
-          <w:szCs w:val="24"/>
-          <w:lang w:val="en-IN"/>
-        </w:rPr>
-        <w:t>to</w:t>
-      </w:r>
-      <w:proofErr w:type="gramEnd"/>
-      <w:r>
-        <w:rPr>
-          <w:rFonts w:ascii="Times New Roman" w:hAnsi="Times New Roman" w:cs="Times New Roman"/>
-          <w:sz w:val="24"/>
-          <w:szCs w:val="24"/>
-          <w:lang w:val="en-IN"/>
-        </w:rPr>
-        <w:t xml:space="preserve"> “Retired”</w:t>
+        <w:t>Status is updated to “Retired”</w:t>
       </w:r>
     </w:p>
     <w:p>
@@ -2885,7 +2789,7 @@
           <w:lang w:val="en-IN"/>
         </w:rPr>
         <w:lastRenderedPageBreak/>
-        <w:t>10</w:t>
+        <w:t>9</w:t>
       </w:r>
       <w:r>
         <w:rPr>
@@ -3485,7 +3389,13 @@
         <w:rPr>
           <w:lang w:val="en-IN"/>
         </w:rPr>
-        <w:t xml:space="preserve">Python, </w:t>
+        <w:t>Python</w:t>
+      </w:r>
+      <w:r>
+        <w:rPr>
+          <w:lang w:val="en-IN"/>
+        </w:rPr>
+        <w:t xml:space="preserve"> (FastAPI)</w:t>
       </w:r>
     </w:p>
     <w:p>
@@ -3592,22 +3502,13 @@
         <w:spacing w:before="8" w:line="276" w:lineRule="auto"/>
         <w:jc w:val="both"/>
         <w:rPr>
-          <w:sz w:val="19"/>
-        </w:rPr>
-      </w:pPr>
-      <w:r>
-        <w:t xml:space="preserve">                           System Architecture/ Flowchart/Algorithm Diagrams………</w:t>
-      </w:r>
-    </w:p>
-    <w:p>
-      <w:pPr>
-        <w:pStyle w:val="BodyText"/>
-        <w:spacing w:line="276" w:lineRule="auto"/>
-        <w:jc w:val="both"/>
-        <w:rPr>
-          <w:sz w:val="26"/>
-        </w:rPr>
-      </w:pPr>
+          <w:color w:val="17365D"/>
+          <w:u w:val="thick" w:color="17365D"/>
+        </w:rPr>
+      </w:pPr>
+      <w:r>
+        <w:t xml:space="preserve">                           </w:t>
+      </w:r>
     </w:p>
     <w:p>
       <w:pPr>
@@ -3620,6 +3521,73 @@
           <w:u w:val="thick" w:color="17365D"/>
         </w:rPr>
       </w:pPr>
+      <w:r>
+        <w:rPr>
+          <w:noProof/>
+        </w:rPr>
+        <w:drawing>
+          <wp:anchor distT="0" distB="0" distL="114300" distR="114300" simplePos="0" relativeHeight="251658240" behindDoc="0" locked="0" layoutInCell="1" allowOverlap="1" wp14:anchorId="2BC27F0C" wp14:editId="51B2AF7D">
+            <wp:simplePos x="0" y="0"/>
+            <wp:positionH relativeFrom="column">
+              <wp:posOffset>518160</wp:posOffset>
+            </wp:positionH>
+            <wp:positionV relativeFrom="paragraph">
+              <wp:posOffset>161290</wp:posOffset>
+            </wp:positionV>
+            <wp:extent cx="4600575" cy="6774180"/>
+            <wp:effectExtent l="0" t="0" r="0" b="0"/>
+            <wp:wrapSquare wrapText="bothSides"/>
+            <wp:docPr id="1166312252" name="Picture 1"/>
+            <wp:cNvGraphicFramePr>
+              <a:graphicFrameLocks xmlns:a="http://schemas.openxmlformats.org/drawingml/2006/main" noChangeAspect="1"/>
+            </wp:cNvGraphicFramePr>
+            <a:graphic xmlns:a="http://schemas.openxmlformats.org/drawingml/2006/main">
+              <a:graphicData uri="http://schemas.openxmlformats.org/drawingml/2006/picture">
+                <pic:pic xmlns:pic="http://schemas.openxmlformats.org/drawingml/2006/picture">
+                  <pic:nvPicPr>
+                    <pic:cNvPr id="0" name="Picture 1"/>
+                    <pic:cNvPicPr>
+                      <a:picLocks noChangeAspect="1" noChangeArrowheads="1"/>
+                    </pic:cNvPicPr>
+                  </pic:nvPicPr>
+                  <pic:blipFill>
+                    <a:blip r:embed="rId8" cstate="print">
+                      <a:extLst>
+                        <a:ext uri="{28A0092B-C50C-407E-A947-70E740481C1C}">
+                          <a14:useLocalDpi xmlns:a14="http://schemas.microsoft.com/office/drawing/2010/main" val="0"/>
+                        </a:ext>
+                      </a:extLst>
+                    </a:blip>
+                    <a:srcRect/>
+                    <a:stretch>
+                      <a:fillRect/>
+                    </a:stretch>
+                  </pic:blipFill>
+                  <pic:spPr bwMode="auto">
+                    <a:xfrm>
+                      <a:off x="0" y="0"/>
+                      <a:ext cx="4600575" cy="6774180"/>
+                    </a:xfrm>
+                    <a:prstGeom prst="rect">
+                      <a:avLst/>
+                    </a:prstGeom>
+                    <a:noFill/>
+                    <a:ln>
+                      <a:noFill/>
+                    </a:ln>
+                  </pic:spPr>
+                </pic:pic>
+              </a:graphicData>
+            </a:graphic>
+            <wp14:sizeRelH relativeFrom="margin">
+              <wp14:pctWidth>0</wp14:pctWidth>
+            </wp14:sizeRelH>
+            <wp14:sizeRelV relativeFrom="margin">
+              <wp14:pctHeight>0</wp14:pctHeight>
+            </wp14:sizeRelV>
+          </wp:anchor>
+        </w:drawing>
+      </w:r>
     </w:p>
     <w:p>
       <w:pPr>
@@ -3644,11 +3612,227 @@
           <w:u w:val="thick" w:color="17365D"/>
         </w:rPr>
       </w:pPr>
-      <w:r>
+    </w:p>
+    <w:p>
+      <w:pPr>
+        <w:pStyle w:val="Heading1"/>
+        <w:spacing w:before="243" w:line="276" w:lineRule="auto"/>
+        <w:ind w:left="0"/>
+        <w:jc w:val="both"/>
         <w:rPr>
           <w:color w:val="17365D"/>
           <w:u w:val="thick" w:color="17365D"/>
         </w:rPr>
+      </w:pPr>
+    </w:p>
+    <w:p>
+      <w:pPr>
+        <w:pStyle w:val="Heading1"/>
+        <w:spacing w:before="243" w:line="276" w:lineRule="auto"/>
+        <w:ind w:left="0"/>
+        <w:jc w:val="both"/>
+        <w:rPr>
+          <w:color w:val="17365D"/>
+          <w:u w:val="thick" w:color="17365D"/>
+        </w:rPr>
+      </w:pPr>
+    </w:p>
+    <w:p>
+      <w:pPr>
+        <w:pStyle w:val="Heading1"/>
+        <w:spacing w:before="243" w:line="276" w:lineRule="auto"/>
+        <w:ind w:left="0"/>
+        <w:jc w:val="both"/>
+        <w:rPr>
+          <w:color w:val="17365D"/>
+          <w:u w:val="thick" w:color="17365D"/>
+        </w:rPr>
+      </w:pPr>
+    </w:p>
+    <w:p>
+      <w:pPr>
+        <w:pStyle w:val="Heading1"/>
+        <w:spacing w:before="243" w:line="276" w:lineRule="auto"/>
+        <w:ind w:left="0"/>
+        <w:jc w:val="both"/>
+        <w:rPr>
+          <w:color w:val="17365D"/>
+          <w:u w:val="thick" w:color="17365D"/>
+        </w:rPr>
+      </w:pPr>
+    </w:p>
+    <w:p>
+      <w:pPr>
+        <w:pStyle w:val="Heading1"/>
+        <w:spacing w:before="243" w:line="276" w:lineRule="auto"/>
+        <w:ind w:left="0"/>
+        <w:jc w:val="both"/>
+        <w:rPr>
+          <w:color w:val="17365D"/>
+          <w:u w:val="thick" w:color="17365D"/>
+        </w:rPr>
+      </w:pPr>
+    </w:p>
+    <w:p>
+      <w:pPr>
+        <w:pStyle w:val="Heading1"/>
+        <w:spacing w:before="243" w:line="276" w:lineRule="auto"/>
+        <w:ind w:left="0"/>
+        <w:jc w:val="both"/>
+        <w:rPr>
+          <w:color w:val="17365D"/>
+          <w:u w:val="thick" w:color="17365D"/>
+        </w:rPr>
+      </w:pPr>
+    </w:p>
+    <w:p>
+      <w:pPr>
+        <w:pStyle w:val="Heading1"/>
+        <w:spacing w:before="243" w:line="276" w:lineRule="auto"/>
+        <w:ind w:left="0"/>
+        <w:jc w:val="both"/>
+        <w:rPr>
+          <w:color w:val="17365D"/>
+          <w:u w:val="thick" w:color="17365D"/>
+        </w:rPr>
+      </w:pPr>
+    </w:p>
+    <w:p>
+      <w:pPr>
+        <w:pStyle w:val="Heading1"/>
+        <w:spacing w:before="243" w:line="276" w:lineRule="auto"/>
+        <w:ind w:left="0"/>
+        <w:jc w:val="both"/>
+        <w:rPr>
+          <w:color w:val="17365D"/>
+          <w:u w:val="thick" w:color="17365D"/>
+        </w:rPr>
+      </w:pPr>
+    </w:p>
+    <w:p>
+      <w:pPr>
+        <w:pStyle w:val="Heading1"/>
+        <w:spacing w:before="243" w:line="276" w:lineRule="auto"/>
+        <w:ind w:left="0"/>
+        <w:jc w:val="both"/>
+        <w:rPr>
+          <w:color w:val="17365D"/>
+          <w:u w:val="thick" w:color="17365D"/>
+        </w:rPr>
+      </w:pPr>
+    </w:p>
+    <w:p>
+      <w:pPr>
+        <w:pStyle w:val="Heading1"/>
+        <w:spacing w:before="243" w:line="276" w:lineRule="auto"/>
+        <w:ind w:left="0"/>
+        <w:jc w:val="both"/>
+        <w:rPr>
+          <w:color w:val="17365D"/>
+          <w:u w:val="thick" w:color="17365D"/>
+        </w:rPr>
+      </w:pPr>
+    </w:p>
+    <w:p>
+      <w:pPr>
+        <w:pStyle w:val="Heading1"/>
+        <w:spacing w:before="243" w:line="276" w:lineRule="auto"/>
+        <w:ind w:left="0"/>
+        <w:jc w:val="both"/>
+        <w:rPr>
+          <w:color w:val="17365D"/>
+          <w:u w:val="thick" w:color="17365D"/>
+        </w:rPr>
+      </w:pPr>
+    </w:p>
+    <w:p>
+      <w:pPr>
+        <w:pStyle w:val="Heading1"/>
+        <w:spacing w:before="243" w:line="276" w:lineRule="auto"/>
+        <w:ind w:left="0"/>
+        <w:jc w:val="both"/>
+        <w:rPr>
+          <w:color w:val="17365D"/>
+          <w:u w:val="thick" w:color="17365D"/>
+        </w:rPr>
+      </w:pPr>
+    </w:p>
+    <w:p>
+      <w:pPr>
+        <w:pStyle w:val="Heading1"/>
+        <w:spacing w:before="243" w:line="276" w:lineRule="auto"/>
+        <w:ind w:left="0"/>
+        <w:jc w:val="both"/>
+        <w:rPr>
+          <w:color w:val="17365D"/>
+          <w:u w:val="thick" w:color="17365D"/>
+        </w:rPr>
+      </w:pPr>
+    </w:p>
+    <w:p>
+      <w:pPr>
+        <w:pStyle w:val="Heading1"/>
+        <w:spacing w:before="243" w:line="276" w:lineRule="auto"/>
+        <w:ind w:left="0"/>
+        <w:jc w:val="both"/>
+        <w:rPr>
+          <w:color w:val="17365D"/>
+          <w:u w:val="thick" w:color="17365D"/>
+        </w:rPr>
+      </w:pPr>
+    </w:p>
+    <w:p>
+      <w:pPr>
+        <w:pStyle w:val="Heading1"/>
+        <w:spacing w:before="243" w:line="276" w:lineRule="auto"/>
+        <w:ind w:left="0"/>
+        <w:jc w:val="both"/>
+        <w:rPr>
+          <w:color w:val="17365D"/>
+          <w:u w:val="thick" w:color="17365D"/>
+        </w:rPr>
+      </w:pPr>
+    </w:p>
+    <w:p>
+      <w:pPr>
+        <w:pStyle w:val="Heading1"/>
+        <w:spacing w:before="243" w:line="276" w:lineRule="auto"/>
+        <w:ind w:left="0"/>
+        <w:jc w:val="both"/>
+        <w:rPr>
+          <w:color w:val="17365D"/>
+          <w:u w:val="thick" w:color="17365D"/>
+        </w:rPr>
+      </w:pPr>
+    </w:p>
+    <w:p>
+      <w:pPr>
+        <w:pStyle w:val="Heading1"/>
+        <w:spacing w:before="243" w:line="276" w:lineRule="auto"/>
+        <w:ind w:left="0"/>
+        <w:jc w:val="both"/>
+        <w:rPr>
+          <w:color w:val="17365D"/>
+          <w:u w:val="thick" w:color="17365D"/>
+        </w:rPr>
+      </w:pPr>
+    </w:p>
+    <w:p>
+      <w:pPr>
+        <w:pStyle w:val="Heading1"/>
+        <w:spacing w:before="243" w:line="276" w:lineRule="auto"/>
+        <w:ind w:left="0"/>
+        <w:jc w:val="both"/>
+        <w:rPr>
+          <w:color w:val="17365D"/>
+          <w:u w:val="thick" w:color="17365D"/>
+        </w:rPr>
+      </w:pPr>
+      <w:r>
+        <w:rPr>
+          <w:color w:val="17365D"/>
+          <w:u w:val="thick" w:color="17365D"/>
+        </w:rPr>
         <w:t>References:</w:t>
       </w:r>
     </w:p>
@@ -3672,23 +3856,9 @@
         <w:rPr>
           <w:b/>
         </w:rPr>
-        <w:t xml:space="preserve">International Carbon Action </w:t>
-      </w:r>
-      <w:proofErr w:type="gramStart"/>
-      <w:r>
-        <w:rPr>
-          <w:b/>
-        </w:rPr>
-        <w:t>Partnership :</w:t>
-      </w:r>
-      <w:proofErr w:type="gramEnd"/>
-      <w:r>
-        <w:rPr>
-          <w:b/>
-        </w:rPr>
-        <w:t xml:space="preserve"> </w:t>
-      </w:r>
-      <w:hyperlink r:id="rId8" w:history="1">
+        <w:t xml:space="preserve">International Carbon Action Partnership : </w:t>
+      </w:r>
+      <w:hyperlink r:id="rId9" w:history="1">
         <w:r>
           <w:rPr>
             <w:rStyle w:val="Hyperlink"/>
@@ -3717,7 +3887,7 @@
       <w:r>
         <w:t xml:space="preserve"> </w:t>
       </w:r>
-      <w:hyperlink r:id="rId9" w:history="1">
+      <w:hyperlink r:id="rId10" w:history="1">
         <w:r>
           <w:rPr>
             <w:rStyle w:val="Hyperlink"/>
@@ -3743,15 +3913,10 @@
         </w:rPr>
         <w:t>3.</w:t>
       </w:r>
-      <w:proofErr w:type="gramStart"/>
-      <w:r>
-        <w:t>ChatGPT :</w:t>
-      </w:r>
-      <w:proofErr w:type="gramEnd"/>
-      <w:r>
-        <w:t xml:space="preserve"> </w:t>
-      </w:r>
-      <w:hyperlink r:id="rId10" w:history="1">
+      <w:r>
+        <w:t xml:space="preserve">ChatGPT : </w:t>
+      </w:r>
+      <w:hyperlink r:id="rId11" w:history="1">
         <w:r>
           <w:rPr>
             <w:rStyle w:val="Hyperlink"/>
@@ -3822,24 +3987,33 @@
       <w:r>
         <w:t xml:space="preserve"> 1. </w:t>
       </w:r>
-      <w:proofErr w:type="spellStart"/>
-      <w:proofErr w:type="gramStart"/>
-      <w:r>
-        <w:t>Satyajeet</w:t>
-      </w:r>
-      <w:r>
-        <w:t>.D.</w:t>
-      </w:r>
-      <w:r>
-        <w:t>More</w:t>
-      </w:r>
-      <w:proofErr w:type="spellEnd"/>
-      <w:proofErr w:type="gramEnd"/>
+      <w:r>
+        <w:t xml:space="preserve">Satyajeet.D.More </w:t>
+      </w:r>
+      <w:r>
+        <w:t xml:space="preserve">–                                                   </w:t>
+      </w:r>
+    </w:p>
+    <w:p>
+      <w:pPr>
+        <w:pStyle w:val="BodyText"/>
+        <w:tabs>
+          <w:tab w:val="left" w:pos="8021"/>
+        </w:tabs>
+        <w:spacing w:before="207"/>
+        <w:jc w:val="both"/>
+      </w:pPr>
+      <w:r>
+        <w:t xml:space="preserve"> 2.</w:t>
+      </w:r>
       <w:r>
         <w:t xml:space="preserve"> </w:t>
       </w:r>
       <w:r>
-        <w:t xml:space="preserve">–                                                   </w:t>
+        <w:t xml:space="preserve">Onkar.K.Patil </w:t>
+      </w:r>
+      <w:r>
+        <w:t xml:space="preserve">– </w:t>
       </w:r>
     </w:p>
     <w:p>
@@ -3852,29 +4026,13 @@
         <w:jc w:val="both"/>
       </w:pPr>
       <w:r>
-        <w:t xml:space="preserve"> 2.</w:t>
-      </w:r>
-      <w:r>
-        <w:t xml:space="preserve"> </w:t>
-      </w:r>
-      <w:proofErr w:type="spellStart"/>
-      <w:proofErr w:type="gramStart"/>
-      <w:r>
-        <w:t>Onka</w:t>
-      </w:r>
-      <w:r>
-        <w:t>r.K.</w:t>
-      </w:r>
-      <w:r>
-        <w:t>Patil</w:t>
-      </w:r>
-      <w:proofErr w:type="spellEnd"/>
-      <w:proofErr w:type="gramEnd"/>
-      <w:r>
-        <w:t xml:space="preserve"> </w:t>
-      </w:r>
-      <w:r>
-        <w:t xml:space="preserve">– </w:t>
+        <w:t xml:space="preserve"> 3.</w:t>
+      </w:r>
+      <w:r>
+        <w:t xml:space="preserve"> Prachi.I.Sakate </w:t>
+      </w:r>
+      <w:r>
+        <w:t xml:space="preserve">–    </w:t>
       </w:r>
     </w:p>
     <w:p>
@@ -3887,23 +4045,7 @@
         <w:jc w:val="both"/>
       </w:pPr>
       <w:r>
-        <w:t xml:space="preserve"> 3.</w:t>
-      </w:r>
-      <w:r>
-        <w:t xml:space="preserve"> </w:t>
-      </w:r>
-      <w:proofErr w:type="spellStart"/>
-      <w:proofErr w:type="gramStart"/>
-      <w:r>
-        <w:t>Prachi.I.Sakate</w:t>
-      </w:r>
-      <w:proofErr w:type="spellEnd"/>
-      <w:proofErr w:type="gramEnd"/>
-      <w:r>
-        <w:t xml:space="preserve"> </w:t>
-      </w:r>
-      <w:r>
-        <w:t xml:space="preserve">–    </w:t>
+        <w:t xml:space="preserve"> 4. Prashant.K.Sawant –    </w:t>
       </w:r>
     </w:p>
     <w:p>
@@ -3916,20 +4058,7 @@
         <w:jc w:val="both"/>
       </w:pPr>
       <w:r>
-        <w:t xml:space="preserve"> 4. </w:t>
-      </w:r>
-      <w:proofErr w:type="spellStart"/>
-      <w:proofErr w:type="gramStart"/>
-      <w:r>
-        <w:t>Prashant.K.Sawant</w:t>
-      </w:r>
-      <w:proofErr w:type="spellEnd"/>
-      <w:proofErr w:type="gramEnd"/>
-      <w:r>
-        <w:t xml:space="preserve"> </w:t>
-      </w:r>
-      <w:r>
-        <w:t xml:space="preserve">–    </w:t>
+        <w:t xml:space="preserve"> 5. Sadabashya.A.Mujawar –    </w:t>
       </w:r>
     </w:p>
     <w:p>
@@ -3941,22 +4070,36 @@
         <w:spacing w:before="207"/>
         <w:jc w:val="both"/>
       </w:pPr>
-      <w:r>
-        <w:t xml:space="preserve"> 5. </w:t>
-      </w:r>
-      <w:proofErr w:type="spellStart"/>
-      <w:proofErr w:type="gramStart"/>
-      <w:r>
-        <w:t>Sadabashya.A.Mujawar</w:t>
-      </w:r>
-      <w:proofErr w:type="spellEnd"/>
-      <w:proofErr w:type="gramEnd"/>
-      <w:r>
-        <w:t xml:space="preserve"> </w:t>
-      </w:r>
-      <w:r>
-        <w:t xml:space="preserve">–    </w:t>
-      </w:r>
+    </w:p>
+    <w:p>
+      <w:pPr>
+        <w:pStyle w:val="BodyText"/>
+        <w:tabs>
+          <w:tab w:val="left" w:pos="8021"/>
+        </w:tabs>
+        <w:spacing w:before="207"/>
+        <w:jc w:val="both"/>
+      </w:pPr>
+    </w:p>
+    <w:p>
+      <w:pPr>
+        <w:pStyle w:val="BodyText"/>
+        <w:tabs>
+          <w:tab w:val="left" w:pos="8021"/>
+        </w:tabs>
+        <w:spacing w:before="207"/>
+        <w:jc w:val="both"/>
+      </w:pPr>
+    </w:p>
+    <w:p>
+      <w:pPr>
+        <w:pStyle w:val="BodyText"/>
+        <w:tabs>
+          <w:tab w:val="left" w:pos="8021"/>
+        </w:tabs>
+        <w:spacing w:before="207"/>
+        <w:jc w:val="both"/>
+      </w:pPr>
     </w:p>
     <w:p>
       <w:pPr>
@@ -4079,7 +4222,7 @@
     </w:p>
     <w:p/>
     <w:sectPr>
-      <w:headerReference w:type="default" r:id="rId11"/>
+      <w:headerReference w:type="default" r:id="rId12"/>
       <w:pgSz w:w="12240" w:h="15840"/>
       <w:pgMar w:top="960" w:right="1440" w:bottom="90" w:left="1440" w:header="270" w:footer="720" w:gutter="0"/>
       <w:cols w:space="720"/>
@@ -4754,30 +4897,12 @@
             </w:rPr>
             <w:t xml:space="preserve">A/P: </w:t>
           </w:r>
-          <w:proofErr w:type="spellStart"/>
-          <w:proofErr w:type="gramStart"/>
           <w:r>
             <w:rPr>
               <w:rFonts w:ascii="Times New Roman" w:eastAsia="Calibri" w:hAnsi="Times New Roman" w:cs="Times New Roman"/>
               <w:szCs w:val="32"/>
             </w:rPr>
-            <w:t>Khambale</w:t>
-          </w:r>
-          <w:proofErr w:type="spellEnd"/>
-          <w:r>
-            <w:rPr>
-              <w:rFonts w:ascii="Times New Roman" w:eastAsia="Calibri" w:hAnsi="Times New Roman" w:cs="Times New Roman"/>
-              <w:szCs w:val="32"/>
-            </w:rPr>
-            <w:t>(</w:t>
-          </w:r>
-          <w:proofErr w:type="gramEnd"/>
-          <w:r>
-            <w:rPr>
-              <w:rFonts w:ascii="Times New Roman" w:eastAsia="Calibri" w:hAnsi="Times New Roman" w:cs="Times New Roman"/>
-              <w:szCs w:val="32"/>
-            </w:rPr>
-            <w:t>Bha) Near Karve MIDC, Vita</w:t>
+            <w:t>Khambale(Bha) Near Karve MIDC, Vita</w:t>
           </w:r>
           <w:r>
             <w:rPr>
@@ -4787,7 +4912,6 @@
             </w:rPr>
             <w:t xml:space="preserve"> Tal: </w:t>
           </w:r>
-          <w:proofErr w:type="spellStart"/>
           <w:r>
             <w:rPr>
               <w:rFonts w:ascii="Times New Roman" w:eastAsia="Calibri" w:hAnsi="Times New Roman" w:cs="Times New Roman"/>
@@ -4795,32 +4919,13 @@
             </w:rPr>
             <w:t>Khanapur</w:t>
           </w:r>
-          <w:proofErr w:type="spellEnd"/>
           <w:r>
             <w:rPr>
               <w:rFonts w:ascii="Times New Roman" w:eastAsia="Calibri" w:hAnsi="Times New Roman" w:cs="Times New Roman"/>
               <w:b/>
               <w:szCs w:val="32"/>
             </w:rPr>
-            <w:t xml:space="preserve"> </w:t>
-          </w:r>
-          <w:proofErr w:type="spellStart"/>
-          <w:r>
-            <w:rPr>
-              <w:rFonts w:ascii="Times New Roman" w:eastAsia="Calibri" w:hAnsi="Times New Roman" w:cs="Times New Roman"/>
-              <w:b/>
-              <w:szCs w:val="32"/>
-            </w:rPr>
-            <w:t>Dist</w:t>
-          </w:r>
-          <w:proofErr w:type="spellEnd"/>
-          <w:r>
-            <w:rPr>
-              <w:rFonts w:ascii="Times New Roman" w:eastAsia="Calibri" w:hAnsi="Times New Roman" w:cs="Times New Roman"/>
-              <w:b/>
-              <w:szCs w:val="32"/>
-            </w:rPr>
-            <w:t xml:space="preserve">: </w:t>
+            <w:t xml:space="preserve"> Dist: </w:t>
           </w:r>
           <w:r>
             <w:rPr>
@@ -4877,23 +4982,13 @@
             </w:rPr>
             <w:t xml:space="preserve">   </w:t>
           </w:r>
-          <w:proofErr w:type="gramStart"/>
           <w:r>
             <w:rPr>
               <w:rFonts w:ascii="Times New Roman" w:eastAsia="Calibri" w:hAnsi="Times New Roman" w:cs="Times New Roman"/>
               <w:b/>
               <w:szCs w:val="32"/>
             </w:rPr>
-            <w:t>Web :</w:t>
-          </w:r>
-          <w:proofErr w:type="gramEnd"/>
-          <w:r>
-            <w:rPr>
-              <w:rFonts w:ascii="Times New Roman" w:eastAsia="Calibri" w:hAnsi="Times New Roman" w:cs="Times New Roman"/>
-              <w:b/>
-              <w:szCs w:val="32"/>
-            </w:rPr>
-            <w:t xml:space="preserve"> </w:t>
+            <w:t xml:space="preserve">Web : </w:t>
           </w:r>
           <w:hyperlink r:id="rId6" w:history="1">
             <w:r>
@@ -4928,45 +5023,13 @@
             </w:rPr>
             <w:t xml:space="preserve">    </w:t>
           </w:r>
-          <w:proofErr w:type="spellStart"/>
-          <w:proofErr w:type="gramStart"/>
           <w:r>
             <w:rPr>
               <w:rFonts w:ascii="Times New Roman" w:eastAsia="Calibri" w:hAnsi="Times New Roman" w:cs="Times New Roman"/>
               <w:b/>
               <w:szCs w:val="32"/>
             </w:rPr>
-            <w:t>Hon.Adv.Sadashivrao</w:t>
-          </w:r>
-          <w:proofErr w:type="spellEnd"/>
-          <w:proofErr w:type="gramEnd"/>
-          <w:r>
-            <w:rPr>
-              <w:rFonts w:ascii="Times New Roman" w:eastAsia="Calibri" w:hAnsi="Times New Roman" w:cs="Times New Roman"/>
-              <w:b/>
-              <w:szCs w:val="32"/>
-            </w:rPr>
-            <w:t xml:space="preserve"> H Patil                                               </w:t>
-          </w:r>
-          <w:proofErr w:type="spellStart"/>
-          <w:proofErr w:type="gramStart"/>
-          <w:r>
-            <w:rPr>
-              <w:rFonts w:ascii="Times New Roman" w:eastAsia="Calibri" w:hAnsi="Times New Roman" w:cs="Times New Roman"/>
-              <w:b/>
-              <w:szCs w:val="32"/>
-            </w:rPr>
-            <w:t>Hon.Adv.Vaibhav</w:t>
-          </w:r>
-          <w:proofErr w:type="spellEnd"/>
-          <w:proofErr w:type="gramEnd"/>
-          <w:r>
-            <w:rPr>
-              <w:rFonts w:ascii="Times New Roman" w:eastAsia="Calibri" w:hAnsi="Times New Roman" w:cs="Times New Roman"/>
-              <w:b/>
-              <w:szCs w:val="32"/>
-            </w:rPr>
-            <w:t xml:space="preserve"> S Patil             </w:t>
+            <w:t xml:space="preserve">Hon.Adv.Sadashivrao H Patil                                               Hon.Adv.Vaibhav S Patil             </w:t>
           </w:r>
         </w:p>
         <w:p>
@@ -4988,23 +5051,7 @@
               <w:rFonts w:ascii="Times New Roman" w:eastAsia="Calibri" w:hAnsi="Times New Roman" w:cs="Times New Roman"/>
               <w:szCs w:val="32"/>
             </w:rPr>
-            <w:t xml:space="preserve">            </w:t>
-          </w:r>
-          <w:proofErr w:type="spellStart"/>
-          <w:r>
-            <w:rPr>
-              <w:rFonts w:ascii="Times New Roman" w:eastAsia="Calibri" w:hAnsi="Times New Roman" w:cs="Times New Roman"/>
-              <w:szCs w:val="32"/>
-            </w:rPr>
-            <w:t>Ex.MLA</w:t>
-          </w:r>
-          <w:proofErr w:type="spellEnd"/>
-          <w:r>
-            <w:rPr>
-              <w:rFonts w:ascii="Times New Roman" w:eastAsia="Calibri" w:hAnsi="Times New Roman" w:cs="Times New Roman"/>
-              <w:szCs w:val="32"/>
-            </w:rPr>
-            <w:t xml:space="preserve">. Founder                                                                              President                                        </w:t>
+            <w:t xml:space="preserve">            Ex.MLA. Founder                                                                              President                                        </w:t>
           </w:r>
         </w:p>
       </w:tc>
@@ -8027,6 +8074,7 @@
   <w:style w:type="character" w:default="1" w:styleId="DefaultParagraphFont">
     <w:name w:val="Default Paragraph Font"/>
     <w:uiPriority w:val="1"/>
+    <w:semiHidden/>
     <w:unhideWhenUsed/>
   </w:style>
   <w:style w:type="table" w:default="1" w:styleId="TableNormal">

--- a/docs/EcocarbonX_Synopsis.docx
+++ b/docs/EcocarbonX_Synopsis.docx
@@ -3489,50 +3489,17 @@
       </w:pPr>
       <w:r>
         <w:rPr>
-          <w:color w:val="17365D"/>
-          <w:u w:val="thick" w:color="17365D"/>
+          <w:noProof/>
         </w:rPr>
         <w:lastRenderedPageBreak/>
-        <w:t>Flowchart/Algorithm:</w:t>
-      </w:r>
-    </w:p>
-    <w:p>
-      <w:pPr>
-        <w:pStyle w:val="BodyText"/>
-        <w:spacing w:before="8" w:line="276" w:lineRule="auto"/>
-        <w:jc w:val="both"/>
-        <w:rPr>
-          <w:color w:val="17365D"/>
-          <w:u w:val="thick" w:color="17365D"/>
-        </w:rPr>
-      </w:pPr>
-      <w:r>
-        <w:t xml:space="preserve">                           </w:t>
-      </w:r>
-    </w:p>
-    <w:p>
-      <w:pPr>
-        <w:pStyle w:val="Heading1"/>
-        <w:spacing w:before="243" w:line="276" w:lineRule="auto"/>
-        <w:ind w:left="0"/>
-        <w:jc w:val="both"/>
-        <w:rPr>
-          <w:color w:val="17365D"/>
-          <w:u w:val="thick" w:color="17365D"/>
-        </w:rPr>
-      </w:pPr>
-      <w:r>
-        <w:rPr>
-          <w:noProof/>
-        </w:rPr>
         <w:drawing>
-          <wp:anchor distT="0" distB="0" distL="114300" distR="114300" simplePos="0" relativeHeight="251658240" behindDoc="0" locked="0" layoutInCell="1" allowOverlap="1" wp14:anchorId="2BC27F0C" wp14:editId="51B2AF7D">
+          <wp:anchor distT="0" distB="0" distL="114300" distR="114300" simplePos="0" relativeHeight="251658240" behindDoc="0" locked="0" layoutInCell="1" allowOverlap="1" wp14:anchorId="2BC27F0C" wp14:editId="283AFC2D">
             <wp:simplePos x="0" y="0"/>
             <wp:positionH relativeFrom="column">
-              <wp:posOffset>518160</wp:posOffset>
+              <wp:posOffset>417714</wp:posOffset>
             </wp:positionH>
             <wp:positionV relativeFrom="paragraph">
-              <wp:posOffset>161290</wp:posOffset>
+              <wp:posOffset>0</wp:posOffset>
             </wp:positionV>
             <wp:extent cx="4600575" cy="6774180"/>
             <wp:effectExtent l="0" t="0" r="0" b="0"/>
@@ -3588,6 +3555,39 @@
           </wp:anchor>
         </w:drawing>
       </w:r>
+      <w:r>
+        <w:rPr>
+          <w:color w:val="17365D"/>
+          <w:u w:val="thick" w:color="17365D"/>
+        </w:rPr>
+        <w:t>Flowchart/Algorithm:</w:t>
+      </w:r>
+    </w:p>
+    <w:p>
+      <w:pPr>
+        <w:pStyle w:val="BodyText"/>
+        <w:spacing w:before="8" w:line="276" w:lineRule="auto"/>
+        <w:jc w:val="both"/>
+        <w:rPr>
+          <w:color w:val="17365D"/>
+          <w:u w:val="thick" w:color="17365D"/>
+        </w:rPr>
+      </w:pPr>
+      <w:r>
+        <w:t xml:space="preserve">                           </w:t>
+      </w:r>
+    </w:p>
+    <w:p>
+      <w:pPr>
+        <w:pStyle w:val="Heading1"/>
+        <w:spacing w:before="243" w:line="276" w:lineRule="auto"/>
+        <w:ind w:left="0"/>
+        <w:jc w:val="both"/>
+        <w:rPr>
+          <w:color w:val="17365D"/>
+          <w:u w:val="thick" w:color="17365D"/>
+        </w:rPr>
+      </w:pPr>
     </w:p>
     <w:p>
       <w:pPr>
@@ -3863,7 +3863,14 @@
           <w:rPr>
             <w:rStyle w:val="Hyperlink"/>
           </w:rPr>
-          <w:t>Indian Carbon Credit Trading Scheme | International Carbon Action Partnership</w:t>
+          <w:t xml:space="preserve">Indian Carbon Credit Trading Scheme | </w:t>
+        </w:r>
+        <w:r>
+          <w:rPr>
+            <w:rStyle w:val="Hyperlink"/>
+          </w:rPr>
+          <w:lastRenderedPageBreak/>
+          <w:t>International Carbon Action Partnership</w:t>
         </w:r>
       </w:hyperlink>
     </w:p>
